--- a/companies/hollowell-ip/Firm/Firm Overview 2019 v3.docx
+++ b/companies/hollowell-ip/Firm/Firm Overview 2019 v3.docx
@@ -7,17 +7,12 @@
         <w:pStyle w:val="Heading1"/>
       </w:pPr>
       <w:r>
-        <w:t>Hollowell Patent Group PLLC — Firm Overview</w:t>
+        <w:t>Hollowell Patent Group PLLC: Firm Overview</w:t>
       </w:r>
     </w:p>
     <w:p>
       <w:r>
-        <w:t>Hollowell Patent Group PLLC is a patent boutique. We prepare, prosecute, and defend patent portfolios, and we do not hold ourselves out as a general-practice firm. The work we accept is the work we are equipped to docket, staff, and finish. That is a limit, and we state it at the front of this document rather than at the back, because a client who discovers the boundary of an engagement after signing the letter has been badly served by counsel.</w:t>
-      </w:r>
-    </w:p>
-    <w:p>
-      <w:r>
-        <w:t>The firm is organized around one conviction: a boutique survives on the dates it does not miss. Statutory bars, response periods, annuity dates, and filing windows are not administration arranged around the practice. They are the practice. What follows describes what we do between those dates.</w:t>
+        <w:t>Hollowell Patent Group is a patent boutique. We prosecute and defend patent portfolios, and we would rather do a small number of things carefully than a long list of things adequately. A client who hires us gets lawyers and agents who know the technology, the file histories, and the deadlines, and who will say plainly what a patent does and does not cover. We keep our workload deliberate, so that the people who meet a client in the first conversation are the people who do that client's work afterward.</w:t>
       </w:r>
     </w:p>
     <w:p>
@@ -25,7 +20,12 @@
         <w:pStyle w:val="Heading2"/>
       </w:pPr>
       <w:r>
-        <w:t>Service lines</w:t>
+        <w:t>The Work</w:t>
+      </w:r>
+    </w:p>
+    <w:p>
+      <w:r>
+        <w:t>Our involvement runs from a first application through the life of a granted patent. We prosecute across the technologies our clients actually build, which for this firm means a good deal of medical-device and hardware work, where the claims sit close to the engineering and a drafting error is expensive to unwind years later. The service lines below describe how that work is organized, not the limits of what we will take on.</w:t>
       </w:r>
     </w:p>
     <w:p>
@@ -33,7 +33,7 @@
         <w:pStyle w:val="ListBullet"/>
       </w:pPr>
       <w:r>
-        <w:t>Preparation and prosecution. Drafting applications against what the inventors actually disclosed, responding to office actions element by element, taking an appeal where the record supports one and not where it does not, and keeping continuation practice tied to a client's product plans rather than to habit.</w:t>
+        <w:t>Patent prosecution. Drafting and filing new applications and carrying them through examination, including the responses and claim amendments that answer an examiner's rejections.</w:t>
       </w:r>
     </w:p>
     <w:p>
@@ -41,7 +41,7 @@
         <w:pStyle w:val="ListBullet"/>
       </w:pPr>
       <w:r>
-        <w:t>Portfolio review. Structured review organized by family, on a stated cycle, producing a written record of what is pending, what has issued, what has been abandoned, and the reason for each. Reviews are long because a review that fits on a page is a summary of a review.</w:t>
+        <w:t>Portfolio management. Organizing a client's patents by family and technology, so that decisions about what to file, maintain, or let lapse are made against the whole portfolio rather than one matter at a time.</w:t>
       </w:r>
     </w:p>
     <w:p>
@@ -49,7 +49,7 @@
         <w:pStyle w:val="ListBullet"/>
       </w:pPr>
       <w:r>
-        <w:t>Freedom-to-operate analysis. Written memoranda, delivered under privilege and marked as such, stating what was searched, what was not searched, and what conclusion the record will support. We do not issue clearance opinions that read as guarantees. Counsel who writes that a product does not infringe, without qualification, has written a liability rather than an opinion.</w:t>
+        <w:t>Opinions and counseling. Freedom-to-operate, patentability, and related analyses, written with the qualifications the question actually warrants and marked privileged where they belong.</w:t>
       </w:r>
     </w:p>
     <w:p>
@@ -57,7 +57,7 @@
         <w:pStyle w:val="ListBullet"/>
       </w:pPr>
       <w:r>
-        <w:t>Portfolio defense and support. Responses to third-party challenges, and support to a client's chosen counsel where a matter leaves this office.</w:t>
+        <w:t>Portfolio review and reporting. Structured reviews organized by family, and short updates to a client or a board that put the portfolio on a page without pretending it is simpler than it is.</w:t>
       </w:r>
     </w:p>
     <w:p>
@@ -65,17 +65,22 @@
         <w:pStyle w:val="Heading2"/>
       </w:pPr>
       <w:r>
-        <w:t>How the work is engaged</w:t>
+        <w:t>How We Work</w:t>
       </w:r>
     </w:p>
     <w:p>
       <w:r>
-        <w:t>We bill by the matter. Every engagement begins with a letter that says what is inside the scope, what is outside it, how conflicts were checked and what we will do if one arises, and what happens if an invoice goes unpaid. Those terms are stated in the letter because they are conditions of the engagement, not because a form requires them. A client who wants a term changed should ask before signing; a client who wants work outside the scope will receive a new letter, not a quiet expansion of the old one.</w:t>
+        <w:t>How we take a matter is as much a part of the service as the matter itself. Every engagement begins with a letter that says in plain terms what we will do, what it costs, who does the work, and what happens if an invoice goes unpaid, because a scope argument is far cheaper to have at the start of a matter than in the middle of a prosecution. We run a conflicts check before we open a file, and we decline the matters we cannot take cleanly, since a firm this size protects its clients by being careful about whom it represents, not by taking in everything that walks through the door.</w:t>
       </w:r>
     </w:p>
     <w:p>
       <w:r>
-        <w:t>Client communication is deliberately plain. Substantive analysis arrives as a memorandum, with the qualifications in it. Routine status moves as short correspondence against a docket number, so that a client can file it, find it, and read it in the time an engineer or an in-house lawyer actually has. Where a board or a licensing committee needs the portfolio on one page, we will prepare that page, and we will say on it what it leaves out.</w:t>
+        <w:t>We write carefully on purpose. Counsel who tells a client that a product does not infringe, without qualification, has written a liability rather than an opinion, so our memoranda carry the hedges the analysis warrants and no more certainty than the record will support. And the docket is the discipline everything else rests on: a missed date is the one mistake this practice cannot absorb, so nothing goes out and no deadline passes without routing through docketing, and a date, once confirmed, is not quietly changed.</w:t>
+      </w:r>
+    </w:p>
+    <w:p>
+      <w:r>
+        <w:t>Clients hear from us the way the work actually moves. Routine updates are short and go out against a docket number, so a client can file them and find them again without reading a page of preamble to learn one date. Portfolio reviews are the opposite, long and structured and organized by family, because a portfolio is only legible when the related matters are read together. And when a board wants the whole picture at once, we will put it on a page, though we will not let a one-page summary imply a certainty the underlying files do not have.</w:t>
       </w:r>
     </w:p>
     <w:p>
@@ -83,38 +88,17 @@
         <w:pStyle w:val="Heading2"/>
       </w:pPr>
       <w:r>
-        <w:t>Representative client work</w:t>
+        <w:t>Representative Work</w:t>
       </w:r>
     </w:p>
     <w:p>
       <w:r>
-        <w:t>The firm's engagement of record at this date is with Odonnell Inc. The work runs from disclosure review and drafting through prosecution, with portfolio review on a set cycle and freedom-to-operate analysis as the client's development requires. We describe it here in general terms and no further. The particulars of a client's portfolio belong in the file and in privileged correspondence, not in a document written to introduce the firm.</w:t>
-      </w:r>
-    </w:p>
-    <w:p>
-      <w:pPr>
-        <w:pStyle w:val="Heading2"/>
-      </w:pPr>
-      <w:r>
-        <w:t>Docketing</w:t>
+        <w:t>A representative example of the work is our engagement for Odonnell Inc, for whom we handle prosecution and portfolio matters of the kind described above. It is one illustration of what we do rather than the whole of our practice, and we describe it here only to show the shape of a typical engagement; the balance of our work is confidential to the clients it belongs to.</w:t>
       </w:r>
     </w:p>
     <w:p>
       <w:r>
-        <w:t>The calendar is owned by Sharon Woods, our Docketing Manager, and it is the one part of this firm that does not bend to a partner's convenience. Dates are entered when the correspondence arrives, confirmed against the source document, and reconfirmed on a schedule. No attorney's assurance substitutes for a docket entry, including mine. Any date on our calendar can be reconstructed on request, showing what was received, when, and how the period was calculated. Requests to move a date are answered in writing, and the answer is frequently no.</w:t>
-      </w:r>
-    </w:p>
-    <w:p>
-      <w:pPr>
-        <w:pStyle w:val="Heading2"/>
-      </w:pPr>
-      <w:r>
-        <w:t>Working with this firm</w:t>
-      </w:r>
-    </w:p>
-    <w:p>
-      <w:r>
-        <w:t>Attorneys and agents here write in full names and titles in anything a client reads, sign what they write, and qualify what the record requires them to qualify. If a sentence in one of our letters seems more hedged than a client would like, the hedge is doing work. Questions about scope, conflicts, or fee terms should go to Mary Bradley, Managing Partner, before an engagement letter is signed rather than after it has been.</w:t>
+        <w:t>If a company is weighing whether to move its patent work here, the next step is a conversation rather than a proposal. Mary Bradley, Managing Partner, takes those inquiries directly, will run the conflicts check before anything else, and will say plainly whether this firm is the right place for the matter.</w:t>
       </w:r>
     </w:p>
     <w:sectPr>
